--- a/public/reports/AgentSkills_SO_Report_ZH.docx
+++ b/public/reports/AgentSkills_SO_Report_ZH.docx
@@ -10,12 +10,12 @@
     <w:p/>
     <w:p>
       <w:r>
-        <w:t>- 生成时间：2026-04-23T05:48:01.743Z</w:t>
-      </w:r>
-    </w:p>
-    <w:p>
-      <w:r>
-        <w:t>- 数据日期：2026-04-23</w:t>
+        <w:t>- 生成时间：2026-04-24T11:15:40.386Z</w:t>
+      </w:r>
+    </w:p>
+    <w:p>
+      <w:r>
+        <w:t>- 数据日期：2026-04-24</w:t>
       </w:r>
     </w:p>
     <w:p>
@@ -54,22 +54,22 @@
     </w:p>
     <w:p>
       <w:r>
-        <w:t>| Weekly downloads | Very high | Sampled total 1,288,146 weekly downloads | The site surfaces weekly demand directly in cards and detail pages. |</w:t>
-      </w:r>
-    </w:p>
-    <w:p>
-      <w:r>
-        <w:t>| GitHub stars | High | Sampled total 6,063,095 repo stars | Repo trust is the strongest cross-platform cold-start asset. |</w:t>
-      </w:r>
-    </w:p>
-    <w:p>
-      <w:r>
-        <w:t>| Security posture | High | Resolved security breakdown for 43/44 items, average 68.5/100 | Trust &amp; Identity, Behavioral Monitoring, and Vulnerability Exposure are explicit review surfaces. |</w:t>
-      </w:r>
-    </w:p>
-    <w:p>
-      <w:r>
-        <w:t>| Category / use-case fit | Very high | Developer 16; General Utility 13; Productivity &amp; Workspace 3; Browser &amp; Automation 3; Office Documents 3 | The strongest skills describe a single job-to-be-done in plain language. |</w:t>
+        <w:t>| Weekly downloads | Very high | Sampled total 437,246 weekly downloads | The site surfaces weekly demand directly in cards and detail pages. |</w:t>
+      </w:r>
+    </w:p>
+    <w:p>
+      <w:r>
+        <w:t>| GitHub stars | High | Sampled total 5,922,295 repo stars | Repo trust is the strongest cross-platform cold-start asset. |</w:t>
+      </w:r>
+    </w:p>
+    <w:p>
+      <w:r>
+        <w:t>| Security posture | High | Resolved security breakdown for 37/38 items, average 65.4/100 | Trust &amp; Identity, Behavioral Monitoring, and Vulnerability Exposure are explicit review surfaces. |</w:t>
+      </w:r>
+    </w:p>
+    <w:p>
+      <w:r>
+        <w:t>| Category / use-case fit | Very high | Developer 14; General Utility 12; Productivity &amp; Workspace 3; Office Documents 3; Search &amp; Research 2 | The strongest skills describe a single job-to-be-done in plain language. |</w:t>
       </w:r>
     </w:p>
     <w:p>
@@ -79,7 +79,7 @@
     </w:p>
     <w:p>
       <w:r>
-        <w:t>| Author factory effect | Medium | vercel-labs 5; microsoft 5; anthropics 13 | Multi-skill repo owners compound trust and discovery over time. |</w:t>
+        <w:t>| Author factory effect | Medium | microsoft 5; anthropics 12; vercel-labs 1 | Multi-skill repo owners compound trust and discovery over time. |</w:t>
       </w:r>
     </w:p>
     <w:p/>
@@ -208,77 +208,77 @@
     </w:p>
     <w:p>
       <w:r>
-        <w:t>| 1 | remotion-best-practices | remotion-dev/skills | Developer | 111000 | 1700 | 100 | 0 | 92 |</w:t>
-      </w:r>
-    </w:p>
-    <w:p>
-      <w:r>
-        <w:t>| 2 | algorithmic-art | anthropics/skills | Developer | 9300 | 74800 | 100 | 0 | 92 |</w:t>
-      </w:r>
-    </w:p>
-    <w:p>
-      <w:r>
-        <w:t>| 3 | review-pr | steipete/clawdis | Developer | 18 | 298200 | 100 | 0 | 92 |</w:t>
-      </w:r>
-    </w:p>
-    <w:p>
-      <w:r>
-        <w:t>| 4 | gh-issues | steipete/clawdis | Developer | 101 | 298200 | 93.3 | 0 | 91.33 |</w:t>
-      </w:r>
-    </w:p>
-    <w:p>
-      <w:r>
-        <w:t>| 5 | discord | steipete/clawdis | Productivity &amp; Workspace | 130 | 298200 | 100 | 0 | 90.45 |</w:t>
-      </w:r>
-    </w:p>
-    <w:p>
-      <w:r>
-        <w:t>| 6 | find-skills | vercel-labs/skills | Browser &amp; Automation | 320300 | 6800 | 100 | 0 | 90.15 |</w:t>
-      </w:r>
-    </w:p>
-    <w:p>
-      <w:r>
-        <w:t>| 7 | azure-aigateway | microsoft/github-copilot-for-azure | Browser &amp; Automation | 51200 | 119 | 100 | 0 | 90.15 |</w:t>
-      </w:r>
-    </w:p>
-    <w:p>
-      <w:r>
-        <w:t>| 8 | agent-browser | vercel-labs/agent-browser | Browser &amp; Automation | 58500 | 15300 | 93.3 | 0 | 89.48 |</w:t>
-      </w:r>
-    </w:p>
-    <w:p>
-      <w:r>
-        <w:t>| 9 | bird | steipete/clawdis | Search &amp; Research | 19 | 298200 | 66.7 | 0 | 88.97 |</w:t>
-      </w:r>
-    </w:p>
-    <w:p>
-      <w:r>
-        <w:t>| 10 | vercel-react-best-practices | vercel-labs/agent-skills | Developer | 149100 | 21100 | 66.7 | 0 | 88.67 |</w:t>
-      </w:r>
-    </w:p>
-    <w:p>
-      <w:r>
-        <w:t>| 11 | vercel-composition-patterns | vercel-labs/agent-skills | Developer | 56900 | 21100 | 66.7 | 0 | 88.67 |</w:t>
-      </w:r>
-    </w:p>
-    <w:p>
-      <w:r>
-        <w:t>| 12 | web-artifacts-builder | anthropics/skills | Developer | 8600 | 74800 | 66.7 | 0 | 88.67 |</w:t>
-      </w:r>
-    </w:p>
-    <w:p>
-      <w:r>
-        <w:t>| 13 | webapp-testing | anthropics/skills | Developer | 14400 | 74800 | 66.7 | 0 | 88.67 |</w:t>
-      </w:r>
-    </w:p>
-    <w:p>
-      <w:r>
-        <w:t>| 14 | feature-flags | facebook/react | Developer | 448 | 243300 | 66.7 | 0 | 88.67 |</w:t>
-      </w:r>
-    </w:p>
-    <w:p>
-      <w:r>
-        <w:t>| 15 | verify | facebook/react | Developer | 476 | 243300 | 66.7 | 0 | 88.67 |</w:t>
+        <w:t>| 1 | algorithmic-art | anthropics/skills | Developer | 9300 | 74800 | 100 | 0 | 92 |</w:t>
+      </w:r>
+    </w:p>
+    <w:p>
+      <w:r>
+        <w:t>| 2 | review-pr | steipete/clawdis | Developer | 18 | 298200 | 100 | 0 | 92 |</w:t>
+      </w:r>
+    </w:p>
+    <w:p>
+      <w:r>
+        <w:t>| 3 | gh-issues | steipete/clawdis | Developer | 101 | 298200 | 93.3 | 0 | 91.33 |</w:t>
+      </w:r>
+    </w:p>
+    <w:p>
+      <w:r>
+        <w:t>| 4 | discord | steipete/clawdis | Productivity &amp; Workspace | 130 | 298200 | 100 | 0 | 90.45 |</w:t>
+      </w:r>
+    </w:p>
+    <w:p>
+      <w:r>
+        <w:t>| 5 | azure-aigateway | microsoft/github-copilot-for-azure | Browser &amp; Automation | 51200 | 119 | 100 | 0 | 90.15 |</w:t>
+      </w:r>
+    </w:p>
+    <w:p>
+      <w:r>
+        <w:t>| 6 | bird | steipete/clawdis | Search &amp; Research | 19 | 298200 | 66.7 | 0 | 88.97 |</w:t>
+      </w:r>
+    </w:p>
+    <w:p>
+      <w:r>
+        <w:t>| 7 | vercel-composition-patterns | vercel-labs/agent-skills | Developer | 56900 | 21100 | 66.7 | 0 | 88.67 |</w:t>
+      </w:r>
+    </w:p>
+    <w:p>
+      <w:r>
+        <w:t>| 8 | web-artifacts-builder | anthropics/skills | Developer | 8600 | 74800 | 66.7 | 0 | 88.67 |</w:t>
+      </w:r>
+    </w:p>
+    <w:p>
+      <w:r>
+        <w:t>| 9 | webapp-testing | anthropics/skills | Developer | 14400 | 74800 | 66.7 | 0 | 88.67 |</w:t>
+      </w:r>
+    </w:p>
+    <w:p>
+      <w:r>
+        <w:t>| 10 | feature-flags | facebook/react | Developer | 448 | 243300 | 66.7 | 0 | 88.67 |</w:t>
+      </w:r>
+    </w:p>
+    <w:p>
+      <w:r>
+        <w:t>| 11 | verify | facebook/react | Developer | 476 | 243300 | 66.7 | 0 | 88.67 |</w:t>
+      </w:r>
+    </w:p>
+    <w:p>
+      <w:r>
+        <w:t>| 12 | extract-errors | facebook/react | Developer | 512 | 243300 | 66.7 | 0 | 88.67 |</w:t>
+      </w:r>
+    </w:p>
+    <w:p>
+      <w:r>
+        <w:t>| 13 | fix | facebook/react | Developer | 695 | 243300 | 66.7 | 0 | 88.67 |</w:t>
+      </w:r>
+    </w:p>
+    <w:p>
+      <w:r>
+        <w:t>| 14 | entra-app-registration | microsoft/github-copilot-for-azure | Productivity &amp; Workspace | 51200 | 119 | 66.7 | 0 | 87.12 |</w:t>
+      </w:r>
+    </w:p>
+    <w:p>
+      <w:r>
+        <w:t>| 15 | slack-gif-creator | anthropics/skills | Productivity &amp; Workspace | 7000 | 0 | 66.7 | 0 | 87.12 |</w:t>
       </w:r>
     </w:p>
     <w:p/>
@@ -300,32 +300,27 @@
     </w:p>
     <w:p>
       <w:r>
-        <w:t>| 1 | vercel-labs | 5 | 698700 | 85400 | 85.3 |</w:t>
-      </w:r>
-    </w:p>
-    <w:p>
-      <w:r>
-        <w:t>| 2 | microsoft | 5 | 256000 | 595 | 80 |</w:t>
-      </w:r>
-    </w:p>
-    <w:p>
-      <w:r>
-        <w:t>| 3 | anthropics | 13 | 218200 | 897600 | 71.8 |</w:t>
-      </w:r>
-    </w:p>
-    <w:p>
-      <w:r>
-        <w:t>| 4 | remotion-dev | 1 | 111000 | 1700 | 100 |</w:t>
-      </w:r>
-    </w:p>
-    <w:p>
-      <w:r>
-        <w:t>| 5 | facebook | 7 | 3470 | 1703100 | 53.3 |</w:t>
-      </w:r>
-    </w:p>
-    <w:p>
-      <w:r>
-        <w:t>| 6 | steipete | 13 | 776 | 3374700 | 54.9 |</w:t>
+        <w:t>| 1 | microsoft | 5 | 256000 | 595 | 80 |</w:t>
+      </w:r>
+    </w:p>
+    <w:p>
+      <w:r>
+        <w:t>| 2 | anthropics | 12 | 120100 | 822800 | 72.3 |</w:t>
+      </w:r>
+    </w:p>
+    <w:p>
+      <w:r>
+        <w:t>| 3 | vercel-labs | 1 | 56900 | 21100 | 66.7 |</w:t>
+      </w:r>
+    </w:p>
+    <w:p>
+      <w:r>
+        <w:t>| 4 | facebook | 7 | 3470 | 1703100 | 53.3 |</w:t>
+      </w:r>
+    </w:p>
+    <w:p>
+      <w:r>
+        <w:t>| 5 | steipete | 13 | 776 | 3374700 | 54.9 |</w:t>
       </w:r>
     </w:p>
     <w:p/>
